--- a/Tuan02/LeVietHoang_22679731_Tuan02.docx
+++ b/Tuan02/LeVietHoang_22679731_Tuan02.docx
@@ -7,10 +7,429 @@
         <w:ind w:firstLine="0"/>
         <w:rPr>
           <w:rFonts w:ascii="Times New Roman" w:hAnsi="Times New Roman" w:cs="Times New Roman"/>
-          <w:sz w:val="26"/>
-          <w:szCs w:val="26"/>
-        </w:rPr>
-      </w:pPr>
+          <w:b/>
+          <w:sz w:val="30"/>
+          <w:szCs w:val="30"/>
+        </w:rPr>
+      </w:pPr>
+      <w:r>
+        <w:rPr>
+          <w:rFonts w:ascii="Times New Roman" w:hAnsi="Times New Roman" w:cs="Times New Roman"/>
+          <w:b/>
+          <w:sz w:val="30"/>
+          <w:szCs w:val="30"/>
+        </w:rPr>
+        <w:t>Mô tả bài tập:</w:t>
+      </w:r>
+    </w:p>
+    <w:p>
+      <w:pPr>
+        <w:pStyle w:val="NormalWeb"/>
+        <w:rPr>
+          <w:sz w:val="26"/>
+          <w:szCs w:val="26"/>
+        </w:rPr>
+      </w:pPr>
+      <w:r>
+        <w:rPr>
+          <w:sz w:val="26"/>
+          <w:szCs w:val="26"/>
+        </w:rPr>
+        <w:t xml:space="preserve">Xây dựng hệ thống </w:t>
+      </w:r>
+      <w:r>
+        <w:rPr>
+          <w:rStyle w:val="Strong"/>
+          <w:rFonts w:eastAsiaTheme="majorEastAsia"/>
+          <w:b w:val="0"/>
+          <w:sz w:val="26"/>
+          <w:szCs w:val="26"/>
+        </w:rPr>
+        <w:t>thông báo (Notification System)</w:t>
+      </w:r>
+      <w:r>
+        <w:rPr>
+          <w:sz w:val="26"/>
+          <w:szCs w:val="26"/>
+        </w:rPr>
+        <w:t>:</w:t>
+      </w:r>
+    </w:p>
+    <w:p>
+      <w:pPr>
+        <w:pStyle w:val="NormalWeb"/>
+        <w:numPr>
+          <w:ilvl w:val="0"/>
+          <w:numId w:val="3"/>
+        </w:numPr>
+        <w:spacing w:before="120" w:beforeAutospacing="0" w:after="120" w:afterAutospacing="0"/>
+        <w:rPr>
+          <w:sz w:val="26"/>
+          <w:szCs w:val="26"/>
+        </w:rPr>
+      </w:pPr>
+      <w:r>
+        <w:rPr>
+          <w:sz w:val="26"/>
+          <w:szCs w:val="26"/>
+        </w:rPr>
+        <w:t xml:space="preserve">Có nhiều loại thông báo: </w:t>
+      </w:r>
+      <w:r>
+        <w:rPr>
+          <w:rStyle w:val="HTMLCode"/>
+          <w:rFonts w:ascii="Times New Roman" w:eastAsiaTheme="majorEastAsia" w:hAnsi="Times New Roman" w:cs="Times New Roman"/>
+          <w:sz w:val="26"/>
+          <w:szCs w:val="26"/>
+        </w:rPr>
+        <w:t>Email</w:t>
+      </w:r>
+      <w:r>
+        <w:rPr>
+          <w:sz w:val="26"/>
+          <w:szCs w:val="26"/>
+        </w:rPr>
+        <w:t xml:space="preserve">, </w:t>
+      </w:r>
+      <w:r>
+        <w:rPr>
+          <w:rStyle w:val="HTMLCode"/>
+          <w:rFonts w:ascii="Times New Roman" w:eastAsiaTheme="majorEastAsia" w:hAnsi="Times New Roman" w:cs="Times New Roman"/>
+          <w:sz w:val="26"/>
+          <w:szCs w:val="26"/>
+        </w:rPr>
+        <w:t>SMS</w:t>
+      </w:r>
+    </w:p>
+    <w:p>
+      <w:pPr>
+        <w:pStyle w:val="NormalWeb"/>
+        <w:numPr>
+          <w:ilvl w:val="0"/>
+          <w:numId w:val="3"/>
+        </w:numPr>
+        <w:spacing w:before="120" w:beforeAutospacing="0" w:after="120" w:afterAutospacing="0"/>
+        <w:rPr>
+          <w:sz w:val="26"/>
+          <w:szCs w:val="26"/>
+        </w:rPr>
+      </w:pPr>
+      <w:r>
+        <w:rPr>
+          <w:sz w:val="26"/>
+          <w:szCs w:val="26"/>
+        </w:rPr>
+        <w:t xml:space="preserve">Dùng </w:t>
+      </w:r>
+      <w:r>
+        <w:rPr>
+          <w:rStyle w:val="Strong"/>
+          <w:rFonts w:eastAsiaTheme="majorEastAsia"/>
+          <w:b w:val="0"/>
+          <w:sz w:val="26"/>
+          <w:szCs w:val="26"/>
+        </w:rPr>
+        <w:t>Factory Pattern</w:t>
+      </w:r>
+      <w:r>
+        <w:rPr>
+          <w:sz w:val="26"/>
+          <w:szCs w:val="26"/>
+        </w:rPr>
+        <w:t xml:space="preserve"> để tạo loại thông báo</w:t>
+      </w:r>
+    </w:p>
+    <w:p>
+      <w:pPr>
+        <w:pStyle w:val="NormalWeb"/>
+        <w:numPr>
+          <w:ilvl w:val="0"/>
+          <w:numId w:val="3"/>
+        </w:numPr>
+        <w:spacing w:before="120" w:beforeAutospacing="0" w:after="120" w:afterAutospacing="0"/>
+        <w:rPr>
+          <w:sz w:val="26"/>
+          <w:szCs w:val="26"/>
+        </w:rPr>
+      </w:pPr>
+      <w:r>
+        <w:rPr>
+          <w:sz w:val="26"/>
+          <w:szCs w:val="26"/>
+        </w:rPr>
+        <w:t xml:space="preserve">Dùng </w:t>
+      </w:r>
+      <w:r>
+        <w:rPr>
+          <w:rStyle w:val="Strong"/>
+          <w:rFonts w:eastAsiaTheme="majorEastAsia"/>
+          <w:b w:val="0"/>
+          <w:sz w:val="26"/>
+          <w:szCs w:val="26"/>
+        </w:rPr>
+        <w:t>Singleton</w:t>
+      </w:r>
+      <w:r>
+        <w:rPr>
+          <w:rStyle w:val="Strong"/>
+          <w:rFonts w:eastAsiaTheme="majorEastAsia"/>
+          <w:sz w:val="26"/>
+          <w:szCs w:val="26"/>
+        </w:rPr>
+        <w:t xml:space="preserve"> </w:t>
+      </w:r>
+      <w:r>
+        <w:rPr>
+          <w:rStyle w:val="Strong"/>
+          <w:rFonts w:eastAsiaTheme="majorEastAsia"/>
+          <w:b w:val="0"/>
+          <w:sz w:val="26"/>
+          <w:szCs w:val="26"/>
+        </w:rPr>
+        <w:t>Pattern</w:t>
+      </w:r>
+      <w:r>
+        <w:rPr>
+          <w:sz w:val="26"/>
+          <w:szCs w:val="26"/>
+        </w:rPr>
+        <w:t xml:space="preserve"> cho lớp quản lý gửi thông báo</w:t>
+      </w:r>
+    </w:p>
+    <w:p>
+      <w:pPr>
+        <w:pStyle w:val="NormalWeb"/>
+        <w:spacing w:before="120" w:beforeAutospacing="0" w:after="120" w:afterAutospacing="0"/>
+        <w:rPr>
+          <w:b/>
+          <w:sz w:val="26"/>
+          <w:szCs w:val="26"/>
+        </w:rPr>
+      </w:pPr>
+      <w:r>
+        <w:rPr>
+          <w:b/>
+          <w:sz w:val="26"/>
+          <w:szCs w:val="26"/>
+        </w:rPr>
+        <w:t>Singleton Pattern</w:t>
+      </w:r>
+      <w:r>
+        <w:rPr>
+          <w:b/>
+          <w:sz w:val="26"/>
+          <w:szCs w:val="26"/>
+        </w:rPr>
+        <w:t>:</w:t>
+      </w:r>
+    </w:p>
+    <w:p>
+      <w:pPr>
+        <w:ind w:firstLine="0"/>
+        <w:rPr>
+          <w:rFonts w:ascii="Times New Roman" w:hAnsi="Times New Roman" w:cs="Times New Roman"/>
+          <w:sz w:val="26"/>
+          <w:szCs w:val="26"/>
+        </w:rPr>
+      </w:pPr>
+      <w:r>
+        <w:rPr>
+          <w:rFonts w:ascii="Times New Roman" w:hAnsi="Times New Roman" w:cs="Times New Roman"/>
+          <w:sz w:val="26"/>
+          <w:szCs w:val="26"/>
+        </w:rPr>
+        <w:drawing>
+          <wp:inline distT="0" distB="0" distL="0" distR="0" wp14:anchorId="24B39A24" wp14:editId="5687A711">
+            <wp:extent cx="6115050" cy="3439795"/>
+            <wp:effectExtent l="0" t="0" r="0" b="8255"/>
+            <wp:docPr id="1" name="Picture 1"/>
+            <wp:cNvGraphicFramePr>
+              <a:graphicFrameLocks xmlns:a="http://schemas.openxmlformats.org/drawingml/2006/main" noChangeAspect="1"/>
+            </wp:cNvGraphicFramePr>
+            <a:graphic xmlns:a="http://schemas.openxmlformats.org/drawingml/2006/main">
+              <a:graphicData uri="http://schemas.openxmlformats.org/drawingml/2006/picture">
+                <pic:pic xmlns:pic="http://schemas.openxmlformats.org/drawingml/2006/picture">
+                  <pic:nvPicPr>
+                    <pic:cNvPr id="1" name=""/>
+                    <pic:cNvPicPr/>
+                  </pic:nvPicPr>
+                  <pic:blipFill>
+                    <a:blip r:embed="rId5"/>
+                    <a:stretch>
+                      <a:fillRect/>
+                    </a:stretch>
+                  </pic:blipFill>
+                  <pic:spPr>
+                    <a:xfrm>
+                      <a:off x="0" y="0"/>
+                      <a:ext cx="6115050" cy="3439795"/>
+                    </a:xfrm>
+                    <a:prstGeom prst="rect">
+                      <a:avLst/>
+                    </a:prstGeom>
+                  </pic:spPr>
+                </pic:pic>
+              </a:graphicData>
+            </a:graphic>
+          </wp:inline>
+        </w:drawing>
+      </w:r>
+    </w:p>
+    <w:p>
+      <w:pPr>
+        <w:ind w:firstLine="0"/>
+        <w:rPr>
+          <w:rFonts w:ascii="Times New Roman" w:hAnsi="Times New Roman" w:cs="Times New Roman"/>
+          <w:b/>
+          <w:sz w:val="26"/>
+          <w:szCs w:val="26"/>
+        </w:rPr>
+      </w:pPr>
+      <w:r>
+        <w:rPr>
+          <w:rFonts w:ascii="Times New Roman" w:hAnsi="Times New Roman" w:cs="Times New Roman"/>
+          <w:b/>
+          <w:sz w:val="26"/>
+          <w:szCs w:val="26"/>
+        </w:rPr>
+        <w:t>Factory Pattern</w:t>
+      </w:r>
+      <w:r>
+        <w:rPr>
+          <w:rFonts w:ascii="Times New Roman" w:hAnsi="Times New Roman" w:cs="Times New Roman"/>
+          <w:b/>
+          <w:sz w:val="26"/>
+          <w:szCs w:val="26"/>
+        </w:rPr>
+        <w:t>:</w:t>
+      </w:r>
+    </w:p>
+    <w:p>
+      <w:pPr>
+        <w:ind w:firstLine="0"/>
+        <w:rPr>
+          <w:rFonts w:ascii="Times New Roman" w:hAnsi="Times New Roman" w:cs="Times New Roman"/>
+          <w:sz w:val="26"/>
+          <w:szCs w:val="26"/>
+        </w:rPr>
+      </w:pPr>
+      <w:r>
+        <w:rPr>
+          <w:rFonts w:ascii="Times New Roman" w:hAnsi="Times New Roman" w:cs="Times New Roman"/>
+          <w:sz w:val="26"/>
+          <w:szCs w:val="26"/>
+        </w:rPr>
+        <w:drawing>
+          <wp:inline distT="0" distB="0" distL="0" distR="0" wp14:anchorId="30BE1499" wp14:editId="1AC09651">
+            <wp:extent cx="6115050" cy="3439795"/>
+            <wp:effectExtent l="0" t="0" r="0" b="8255"/>
+            <wp:docPr id="3" name="Picture 3"/>
+            <wp:cNvGraphicFramePr>
+              <a:graphicFrameLocks xmlns:a="http://schemas.openxmlformats.org/drawingml/2006/main" noChangeAspect="1"/>
+            </wp:cNvGraphicFramePr>
+            <a:graphic xmlns:a="http://schemas.openxmlformats.org/drawingml/2006/main">
+              <a:graphicData uri="http://schemas.openxmlformats.org/drawingml/2006/picture">
+                <pic:pic xmlns:pic="http://schemas.openxmlformats.org/drawingml/2006/picture">
+                  <pic:nvPicPr>
+                    <pic:cNvPr id="1" name=""/>
+                    <pic:cNvPicPr/>
+                  </pic:nvPicPr>
+                  <pic:blipFill>
+                    <a:blip r:embed="rId6"/>
+                    <a:stretch>
+                      <a:fillRect/>
+                    </a:stretch>
+                  </pic:blipFill>
+                  <pic:spPr>
+                    <a:xfrm>
+                      <a:off x="0" y="0"/>
+                      <a:ext cx="6115050" cy="3439795"/>
+                    </a:xfrm>
+                    <a:prstGeom prst="rect">
+                      <a:avLst/>
+                    </a:prstGeom>
+                  </pic:spPr>
+                </pic:pic>
+              </a:graphicData>
+            </a:graphic>
+          </wp:inline>
+        </w:drawing>
+      </w:r>
+    </w:p>
+    <w:p>
+      <w:pPr>
+        <w:ind w:firstLine="0"/>
+        <w:rPr>
+          <w:rFonts w:ascii="Times New Roman" w:hAnsi="Times New Roman" w:cs="Times New Roman"/>
+          <w:b/>
+          <w:sz w:val="26"/>
+          <w:szCs w:val="26"/>
+        </w:rPr>
+      </w:pPr>
+      <w:r>
+        <w:rPr>
+          <w:rFonts w:ascii="Times New Roman" w:hAnsi="Times New Roman" w:cs="Times New Roman"/>
+          <w:b/>
+          <w:sz w:val="26"/>
+          <w:szCs w:val="26"/>
+        </w:rPr>
+        <w:lastRenderedPageBreak/>
+        <w:t>Kết quả chạy chương trình:</w:t>
+      </w:r>
+    </w:p>
+    <w:p>
+      <w:pPr>
+        <w:ind w:firstLine="0"/>
+        <w:rPr>
+          <w:rFonts w:ascii="Times New Roman" w:hAnsi="Times New Roman" w:cs="Times New Roman"/>
+          <w:b/>
+          <w:sz w:val="26"/>
+          <w:szCs w:val="26"/>
+        </w:rPr>
+      </w:pPr>
+      <w:r>
+        <w:rPr>
+          <w:rFonts w:ascii="Times New Roman" w:hAnsi="Times New Roman" w:cs="Times New Roman"/>
+          <w:b/>
+          <w:sz w:val="26"/>
+          <w:szCs w:val="26"/>
+        </w:rPr>
+        <w:drawing>
+          <wp:inline distT="0" distB="0" distL="0" distR="0" wp14:anchorId="36E73123" wp14:editId="667B6026">
+            <wp:extent cx="6115050" cy="3439795"/>
+            <wp:effectExtent l="0" t="0" r="0" b="8255"/>
+            <wp:docPr id="4" name="Picture 4"/>
+            <wp:cNvGraphicFramePr>
+              <a:graphicFrameLocks xmlns:a="http://schemas.openxmlformats.org/drawingml/2006/main" noChangeAspect="1"/>
+            </wp:cNvGraphicFramePr>
+            <a:graphic xmlns:a="http://schemas.openxmlformats.org/drawingml/2006/main">
+              <a:graphicData uri="http://schemas.openxmlformats.org/drawingml/2006/picture">
+                <pic:pic xmlns:pic="http://schemas.openxmlformats.org/drawingml/2006/picture">
+                  <pic:nvPicPr>
+                    <pic:cNvPr id="1" name=""/>
+                    <pic:cNvPicPr/>
+                  </pic:nvPicPr>
+                  <pic:blipFill>
+                    <a:blip r:embed="rId7"/>
+                    <a:stretch>
+                      <a:fillRect/>
+                    </a:stretch>
+                  </pic:blipFill>
+                  <pic:spPr>
+                    <a:xfrm>
+                      <a:off x="0" y="0"/>
+                      <a:ext cx="6115050" cy="3439795"/>
+                    </a:xfrm>
+                    <a:prstGeom prst="rect">
+                      <a:avLst/>
+                    </a:prstGeom>
+                  </pic:spPr>
+                </pic:pic>
+              </a:graphicData>
+            </a:graphic>
+          </wp:inline>
+        </w:drawing>
+      </w:r>
       <w:bookmarkStart w:id="0" w:name="_GoBack"/>
       <w:bookmarkEnd w:id="0"/>
     </w:p>
@@ -23,6 +442,394 @@
     </w:sectPr>
   </w:body>
 </w:document>
+</file>
+
+<file path=word/numbering.xml><?xml version="1.0" encoding="utf-8"?>
+<w:numbering xmlns:wpc="http://schemas.microsoft.com/office/word/2010/wordprocessingCanvas" xmlns:mc="http://schemas.openxmlformats.org/markup-compatibility/2006" xmlns:o="urn:schemas-microsoft-com:office:office" xmlns:r="http://schemas.openxmlformats.org/officeDocument/2006/relationships" xmlns:m="http://schemas.openxmlformats.org/officeDocument/2006/math" xmlns:v="urn:schemas-microsoft-com:vml" xmlns:wp14="http://schemas.microsoft.com/office/word/2010/wordprocessingDrawing" xmlns:wp="http://schemas.openxmlformats.org/drawingml/2006/wordprocessingDrawing" xmlns:w10="urn:schemas-microsoft-com:office:word" xmlns:w="http://schemas.openxmlformats.org/wordprocessingml/2006/main" xmlns:w14="http://schemas.microsoft.com/office/word/2010/wordml" xmlns:w15="http://schemas.microsoft.com/office/word/2012/wordml" xmlns:wpg="http://schemas.microsoft.com/office/word/2010/wordprocessingGroup" xmlns:wpi="http://schemas.microsoft.com/office/word/2010/wordprocessingInk" xmlns:wne="http://schemas.microsoft.com/office/word/2006/wordml" xmlns:wps="http://schemas.microsoft.com/office/word/2010/wordprocessingShape" mc:Ignorable="w14 w15 wp14">
+  <w:abstractNum w:abstractNumId="0">
+    <w:nsid w:val="22682F97"/>
+    <w:multiLevelType w:val="hybridMultilevel"/>
+    <w:tmpl w:val="45B6B8A6"/>
+    <w:lvl w:ilvl="0" w:tplc="9EF22F8A">
+      <w:numFmt w:val="bullet"/>
+      <w:lvlText w:val="-"/>
+      <w:lvlJc w:val="left"/>
+      <w:pPr>
+        <w:ind w:left="720" w:hanging="360"/>
+      </w:pPr>
+      <w:rPr>
+        <w:rFonts w:ascii="Times New Roman" w:eastAsia="Times New Roman" w:hAnsi="Times New Roman" w:cs="Times New Roman" w:hint="default"/>
+      </w:rPr>
+    </w:lvl>
+    <w:lvl w:ilvl="1" w:tplc="04090003" w:tentative="1">
+      <w:start w:val="1"/>
+      <w:numFmt w:val="bullet"/>
+      <w:lvlText w:val="o"/>
+      <w:lvlJc w:val="left"/>
+      <w:pPr>
+        <w:ind w:left="1440" w:hanging="360"/>
+      </w:pPr>
+      <w:rPr>
+        <w:rFonts w:ascii="Courier New" w:hAnsi="Courier New" w:cs="Courier New" w:hint="default"/>
+      </w:rPr>
+    </w:lvl>
+    <w:lvl w:ilvl="2" w:tplc="04090005" w:tentative="1">
+      <w:start w:val="1"/>
+      <w:numFmt w:val="bullet"/>
+      <w:lvlText w:val=""/>
+      <w:lvlJc w:val="left"/>
+      <w:pPr>
+        <w:ind w:left="2160" w:hanging="360"/>
+      </w:pPr>
+      <w:rPr>
+        <w:rFonts w:ascii="Wingdings" w:hAnsi="Wingdings" w:hint="default"/>
+      </w:rPr>
+    </w:lvl>
+    <w:lvl w:ilvl="3" w:tplc="04090001" w:tentative="1">
+      <w:start w:val="1"/>
+      <w:numFmt w:val="bullet"/>
+      <w:lvlText w:val=""/>
+      <w:lvlJc w:val="left"/>
+      <w:pPr>
+        <w:ind w:left="2880" w:hanging="360"/>
+      </w:pPr>
+      <w:rPr>
+        <w:rFonts w:ascii="Symbol" w:hAnsi="Symbol" w:hint="default"/>
+      </w:rPr>
+    </w:lvl>
+    <w:lvl w:ilvl="4" w:tplc="04090003" w:tentative="1">
+      <w:start w:val="1"/>
+      <w:numFmt w:val="bullet"/>
+      <w:lvlText w:val="o"/>
+      <w:lvlJc w:val="left"/>
+      <w:pPr>
+        <w:ind w:left="3600" w:hanging="360"/>
+      </w:pPr>
+      <w:rPr>
+        <w:rFonts w:ascii="Courier New" w:hAnsi="Courier New" w:cs="Courier New" w:hint="default"/>
+      </w:rPr>
+    </w:lvl>
+    <w:lvl w:ilvl="5" w:tplc="04090005" w:tentative="1">
+      <w:start w:val="1"/>
+      <w:numFmt w:val="bullet"/>
+      <w:lvlText w:val=""/>
+      <w:lvlJc w:val="left"/>
+      <w:pPr>
+        <w:ind w:left="4320" w:hanging="360"/>
+      </w:pPr>
+      <w:rPr>
+        <w:rFonts w:ascii="Wingdings" w:hAnsi="Wingdings" w:hint="default"/>
+      </w:rPr>
+    </w:lvl>
+    <w:lvl w:ilvl="6" w:tplc="04090001" w:tentative="1">
+      <w:start w:val="1"/>
+      <w:numFmt w:val="bullet"/>
+      <w:lvlText w:val=""/>
+      <w:lvlJc w:val="left"/>
+      <w:pPr>
+        <w:ind w:left="5040" w:hanging="360"/>
+      </w:pPr>
+      <w:rPr>
+        <w:rFonts w:ascii="Symbol" w:hAnsi="Symbol" w:hint="default"/>
+      </w:rPr>
+    </w:lvl>
+    <w:lvl w:ilvl="7" w:tplc="04090003" w:tentative="1">
+      <w:start w:val="1"/>
+      <w:numFmt w:val="bullet"/>
+      <w:lvlText w:val="o"/>
+      <w:lvlJc w:val="left"/>
+      <w:pPr>
+        <w:ind w:left="5760" w:hanging="360"/>
+      </w:pPr>
+      <w:rPr>
+        <w:rFonts w:ascii="Courier New" w:hAnsi="Courier New" w:cs="Courier New" w:hint="default"/>
+      </w:rPr>
+    </w:lvl>
+    <w:lvl w:ilvl="8" w:tplc="04090005" w:tentative="1">
+      <w:start w:val="1"/>
+      <w:numFmt w:val="bullet"/>
+      <w:lvlText w:val=""/>
+      <w:lvlJc w:val="left"/>
+      <w:pPr>
+        <w:ind w:left="6480" w:hanging="360"/>
+      </w:pPr>
+      <w:rPr>
+        <w:rFonts w:ascii="Wingdings" w:hAnsi="Wingdings" w:hint="default"/>
+      </w:rPr>
+    </w:lvl>
+  </w:abstractNum>
+  <w:abstractNum w:abstractNumId="1">
+    <w:nsid w:val="31F12A49"/>
+    <w:multiLevelType w:val="hybridMultilevel"/>
+    <w:tmpl w:val="D464A022"/>
+    <w:lvl w:ilvl="0" w:tplc="04090001">
+      <w:start w:val="1"/>
+      <w:numFmt w:val="bullet"/>
+      <w:lvlText w:val=""/>
+      <w:lvlJc w:val="left"/>
+      <w:pPr>
+        <w:ind w:left="720" w:hanging="360"/>
+      </w:pPr>
+      <w:rPr>
+        <w:rFonts w:ascii="Symbol" w:hAnsi="Symbol" w:hint="default"/>
+      </w:rPr>
+    </w:lvl>
+    <w:lvl w:ilvl="1" w:tplc="04090003" w:tentative="1">
+      <w:start w:val="1"/>
+      <w:numFmt w:val="bullet"/>
+      <w:lvlText w:val="o"/>
+      <w:lvlJc w:val="left"/>
+      <w:pPr>
+        <w:ind w:left="1440" w:hanging="360"/>
+      </w:pPr>
+      <w:rPr>
+        <w:rFonts w:ascii="Courier New" w:hAnsi="Courier New" w:cs="Courier New" w:hint="default"/>
+      </w:rPr>
+    </w:lvl>
+    <w:lvl w:ilvl="2" w:tplc="04090005" w:tentative="1">
+      <w:start w:val="1"/>
+      <w:numFmt w:val="bullet"/>
+      <w:lvlText w:val=""/>
+      <w:lvlJc w:val="left"/>
+      <w:pPr>
+        <w:ind w:left="2160" w:hanging="360"/>
+      </w:pPr>
+      <w:rPr>
+        <w:rFonts w:ascii="Wingdings" w:hAnsi="Wingdings" w:hint="default"/>
+      </w:rPr>
+    </w:lvl>
+    <w:lvl w:ilvl="3" w:tplc="04090001" w:tentative="1">
+      <w:start w:val="1"/>
+      <w:numFmt w:val="bullet"/>
+      <w:lvlText w:val=""/>
+      <w:lvlJc w:val="left"/>
+      <w:pPr>
+        <w:ind w:left="2880" w:hanging="360"/>
+      </w:pPr>
+      <w:rPr>
+        <w:rFonts w:ascii="Symbol" w:hAnsi="Symbol" w:hint="default"/>
+      </w:rPr>
+    </w:lvl>
+    <w:lvl w:ilvl="4" w:tplc="04090003" w:tentative="1">
+      <w:start w:val="1"/>
+      <w:numFmt w:val="bullet"/>
+      <w:lvlText w:val="o"/>
+      <w:lvlJc w:val="left"/>
+      <w:pPr>
+        <w:ind w:left="3600" w:hanging="360"/>
+      </w:pPr>
+      <w:rPr>
+        <w:rFonts w:ascii="Courier New" w:hAnsi="Courier New" w:cs="Courier New" w:hint="default"/>
+      </w:rPr>
+    </w:lvl>
+    <w:lvl w:ilvl="5" w:tplc="04090005" w:tentative="1">
+      <w:start w:val="1"/>
+      <w:numFmt w:val="bullet"/>
+      <w:lvlText w:val=""/>
+      <w:lvlJc w:val="left"/>
+      <w:pPr>
+        <w:ind w:left="4320" w:hanging="360"/>
+      </w:pPr>
+      <w:rPr>
+        <w:rFonts w:ascii="Wingdings" w:hAnsi="Wingdings" w:hint="default"/>
+      </w:rPr>
+    </w:lvl>
+    <w:lvl w:ilvl="6" w:tplc="04090001" w:tentative="1">
+      <w:start w:val="1"/>
+      <w:numFmt w:val="bullet"/>
+      <w:lvlText w:val=""/>
+      <w:lvlJc w:val="left"/>
+      <w:pPr>
+        <w:ind w:left="5040" w:hanging="360"/>
+      </w:pPr>
+      <w:rPr>
+        <w:rFonts w:ascii="Symbol" w:hAnsi="Symbol" w:hint="default"/>
+      </w:rPr>
+    </w:lvl>
+    <w:lvl w:ilvl="7" w:tplc="04090003" w:tentative="1">
+      <w:start w:val="1"/>
+      <w:numFmt w:val="bullet"/>
+      <w:lvlText w:val="o"/>
+      <w:lvlJc w:val="left"/>
+      <w:pPr>
+        <w:ind w:left="5760" w:hanging="360"/>
+      </w:pPr>
+      <w:rPr>
+        <w:rFonts w:ascii="Courier New" w:hAnsi="Courier New" w:cs="Courier New" w:hint="default"/>
+      </w:rPr>
+    </w:lvl>
+    <w:lvl w:ilvl="8" w:tplc="04090005" w:tentative="1">
+      <w:start w:val="1"/>
+      <w:numFmt w:val="bullet"/>
+      <w:lvlText w:val=""/>
+      <w:lvlJc w:val="left"/>
+      <w:pPr>
+        <w:ind w:left="6480" w:hanging="360"/>
+      </w:pPr>
+      <w:rPr>
+        <w:rFonts w:ascii="Wingdings" w:hAnsi="Wingdings" w:hint="default"/>
+      </w:rPr>
+    </w:lvl>
+  </w:abstractNum>
+  <w:abstractNum w:abstractNumId="2">
+    <w:nsid w:val="7A9E52F7"/>
+    <w:multiLevelType w:val="multilevel"/>
+    <w:tmpl w:val="46DE2DBE"/>
+    <w:lvl w:ilvl="0">
+      <w:start w:val="1"/>
+      <w:numFmt w:val="bullet"/>
+      <w:lvlText w:val=""/>
+      <w:lvlJc w:val="left"/>
+      <w:pPr>
+        <w:tabs>
+          <w:tab w:val="num" w:pos="720"/>
+        </w:tabs>
+        <w:ind w:left="720" w:hanging="360"/>
+      </w:pPr>
+      <w:rPr>
+        <w:rFonts w:ascii="Symbol" w:hAnsi="Symbol" w:hint="default"/>
+        <w:sz w:val="20"/>
+      </w:rPr>
+    </w:lvl>
+    <w:lvl w:ilvl="1" w:tentative="1">
+      <w:start w:val="1"/>
+      <w:numFmt w:val="bullet"/>
+      <w:lvlText w:val="o"/>
+      <w:lvlJc w:val="left"/>
+      <w:pPr>
+        <w:tabs>
+          <w:tab w:val="num" w:pos="1440"/>
+        </w:tabs>
+        <w:ind w:left="1440" w:hanging="360"/>
+      </w:pPr>
+      <w:rPr>
+        <w:rFonts w:ascii="Courier New" w:hAnsi="Courier New" w:hint="default"/>
+        <w:sz w:val="20"/>
+      </w:rPr>
+    </w:lvl>
+    <w:lvl w:ilvl="2" w:tentative="1">
+      <w:start w:val="1"/>
+      <w:numFmt w:val="bullet"/>
+      <w:lvlText w:val=""/>
+      <w:lvlJc w:val="left"/>
+      <w:pPr>
+        <w:tabs>
+          <w:tab w:val="num" w:pos="2160"/>
+        </w:tabs>
+        <w:ind w:left="2160" w:hanging="360"/>
+      </w:pPr>
+      <w:rPr>
+        <w:rFonts w:ascii="Wingdings" w:hAnsi="Wingdings" w:hint="default"/>
+        <w:sz w:val="20"/>
+      </w:rPr>
+    </w:lvl>
+    <w:lvl w:ilvl="3" w:tentative="1">
+      <w:start w:val="1"/>
+      <w:numFmt w:val="bullet"/>
+      <w:lvlText w:val=""/>
+      <w:lvlJc w:val="left"/>
+      <w:pPr>
+        <w:tabs>
+          <w:tab w:val="num" w:pos="2880"/>
+        </w:tabs>
+        <w:ind w:left="2880" w:hanging="360"/>
+      </w:pPr>
+      <w:rPr>
+        <w:rFonts w:ascii="Wingdings" w:hAnsi="Wingdings" w:hint="default"/>
+        <w:sz w:val="20"/>
+      </w:rPr>
+    </w:lvl>
+    <w:lvl w:ilvl="4" w:tentative="1">
+      <w:start w:val="1"/>
+      <w:numFmt w:val="bullet"/>
+      <w:lvlText w:val=""/>
+      <w:lvlJc w:val="left"/>
+      <w:pPr>
+        <w:tabs>
+          <w:tab w:val="num" w:pos="3600"/>
+        </w:tabs>
+        <w:ind w:left="3600" w:hanging="360"/>
+      </w:pPr>
+      <w:rPr>
+        <w:rFonts w:ascii="Wingdings" w:hAnsi="Wingdings" w:hint="default"/>
+        <w:sz w:val="20"/>
+      </w:rPr>
+    </w:lvl>
+    <w:lvl w:ilvl="5" w:tentative="1">
+      <w:start w:val="1"/>
+      <w:numFmt w:val="bullet"/>
+      <w:lvlText w:val=""/>
+      <w:lvlJc w:val="left"/>
+      <w:pPr>
+        <w:tabs>
+          <w:tab w:val="num" w:pos="4320"/>
+        </w:tabs>
+        <w:ind w:left="4320" w:hanging="360"/>
+      </w:pPr>
+      <w:rPr>
+        <w:rFonts w:ascii="Wingdings" w:hAnsi="Wingdings" w:hint="default"/>
+        <w:sz w:val="20"/>
+      </w:rPr>
+    </w:lvl>
+    <w:lvl w:ilvl="6" w:tentative="1">
+      <w:start w:val="1"/>
+      <w:numFmt w:val="bullet"/>
+      <w:lvlText w:val=""/>
+      <w:lvlJc w:val="left"/>
+      <w:pPr>
+        <w:tabs>
+          <w:tab w:val="num" w:pos="5040"/>
+        </w:tabs>
+        <w:ind w:left="5040" w:hanging="360"/>
+      </w:pPr>
+      <w:rPr>
+        <w:rFonts w:ascii="Wingdings" w:hAnsi="Wingdings" w:hint="default"/>
+        <w:sz w:val="20"/>
+      </w:rPr>
+    </w:lvl>
+    <w:lvl w:ilvl="7" w:tentative="1">
+      <w:start w:val="1"/>
+      <w:numFmt w:val="bullet"/>
+      <w:lvlText w:val=""/>
+      <w:lvlJc w:val="left"/>
+      <w:pPr>
+        <w:tabs>
+          <w:tab w:val="num" w:pos="5760"/>
+        </w:tabs>
+        <w:ind w:left="5760" w:hanging="360"/>
+      </w:pPr>
+      <w:rPr>
+        <w:rFonts w:ascii="Wingdings" w:hAnsi="Wingdings" w:hint="default"/>
+        <w:sz w:val="20"/>
+      </w:rPr>
+    </w:lvl>
+    <w:lvl w:ilvl="8" w:tentative="1">
+      <w:start w:val="1"/>
+      <w:numFmt w:val="bullet"/>
+      <w:lvlText w:val=""/>
+      <w:lvlJc w:val="left"/>
+      <w:pPr>
+        <w:tabs>
+          <w:tab w:val="num" w:pos="6480"/>
+        </w:tabs>
+        <w:ind w:left="6480" w:hanging="360"/>
+      </w:pPr>
+      <w:rPr>
+        <w:rFonts w:ascii="Wingdings" w:hAnsi="Wingdings" w:hint="default"/>
+        <w:sz w:val="20"/>
+      </w:rPr>
+    </w:lvl>
+  </w:abstractNum>
+  <w:num w:numId="1">
+    <w:abstractNumId w:val="2"/>
+  </w:num>
+  <w:num w:numId="2">
+    <w:abstractNumId w:val="1"/>
+  </w:num>
+  <w:num w:numId="3">
+    <w:abstractNumId w:val="0"/>
+  </w:num>
+</w:numbering>
 </file>
 
 <file path=word/styles.xml><?xml version="1.0" encoding="utf-8"?>
@@ -942,6 +1749,49 @@
       <w:spacing w:val="5"/>
     </w:rPr>
   </w:style>
+  <w:style w:type="paragraph" w:styleId="NormalWeb">
+    <w:name w:val="Normal (Web)"/>
+    <w:basedOn w:val="Normal"/>
+    <w:uiPriority w:val="99"/>
+    <w:semiHidden/>
+    <w:unhideWhenUsed/>
+    <w:rsid w:val="000869B7"/>
+    <w:pPr>
+      <w:spacing w:before="100" w:beforeAutospacing="1" w:after="100" w:afterAutospacing="1" w:line="240" w:lineRule="auto"/>
+      <w:ind w:firstLine="0"/>
+    </w:pPr>
+    <w:rPr>
+      <w:rFonts w:ascii="Times New Roman" w:eastAsia="Times New Roman" w:hAnsi="Times New Roman" w:cs="Times New Roman"/>
+      <w:kern w:val="0"/>
+      <w:sz w:val="24"/>
+      <w:szCs w:val="24"/>
+      <w14:ligatures w14:val="none"/>
+    </w:rPr>
+  </w:style>
+  <w:style w:type="character" w:styleId="Strong">
+    <w:name w:val="Strong"/>
+    <w:basedOn w:val="DefaultParagraphFont"/>
+    <w:uiPriority w:val="22"/>
+    <w:qFormat/>
+    <w:rsid w:val="000869B7"/>
+    <w:rPr>
+      <w:b/>
+      <w:bCs/>
+    </w:rPr>
+  </w:style>
+  <w:style w:type="character" w:styleId="HTMLCode">
+    <w:name w:val="HTML Code"/>
+    <w:basedOn w:val="DefaultParagraphFont"/>
+    <w:uiPriority w:val="99"/>
+    <w:semiHidden/>
+    <w:unhideWhenUsed/>
+    <w:rsid w:val="000869B7"/>
+    <w:rPr>
+      <w:rFonts w:ascii="Courier New" w:eastAsia="Times New Roman" w:hAnsi="Courier New" w:cs="Courier New"/>
+      <w:sz w:val="20"/>
+      <w:szCs w:val="20"/>
+    </w:rPr>
+  </w:style>
 </w:styles>
 </file>
 
